--- a/az/discovery-articles/3.3 Elektromaqnetizm.docx
+++ b/az/discovery-articles/3.3 Elektromaqnetizm.docx
@@ -4,580 +4,386 @@
   <w:body>
     <w:p>
       <w:pPr>
-        <w:keepNext/>
-        <w:spacing w:before="280" w:after="120"/>
+        <w:pStyle w:val="Title"/>
+        <w:widowControl/>
       </w:pPr>
       <w:r>
-        <w:rPr>
-          <w:rFonts w:ascii="Calibri" w:hAnsi="Calibri" w:eastAsia="Calibri"/>
-          <w:b/>
-          <w:i w:val="0"/>
-          <w:color w:val="004E8C"/>
-          <w:sz w:val="44"/>
-        </w:rPr>
         <w:t>3.3 Elektromaqnetizm</w:t>
       </w:r>
     </w:p>
     <w:p>
       <w:pPr>
-        <w:spacing w:after="80"/>
+        <w:keepNext/>
+        <w:widowControl/>
       </w:pPr>
       <w:r>
         <w:rPr>
-          <w:rFonts w:ascii="Calibri" w:hAnsi="Calibri" w:eastAsia="Calibri"/>
-          <w:b w:val="0"/>
-          <w:i/>
-          <w:color w:val="505050"/>
-          <w:sz w:val="22"/>
+          <w:sz w:val="20"/>
         </w:rPr>
-        <w:t>3. Sənaye, enerji və nəqliyyat</w:t>
-      </w:r>
-    </w:p>
-    <w:p>
-      <w:pPr>
-        <w:spacing w:after="200"/>
-      </w:pPr>
-      <w:r>
-        <w:rPr>
-          <w:rFonts w:ascii="Calibri" w:hAnsi="Calibri" w:eastAsia="Calibri"/>
-          <w:b w:val="0"/>
-          <w:i/>
-          <w:sz w:val="22"/>
-        </w:rPr>
-        <w:t>Dövr: 1820–1865-ci illər (Ersted, Amper, Faradey, Maksvell) | Əsas simalar: Hans Kristian Ersted; Andre-Mari Amper; Maykl Faradey; Ceyms Klerk Maksvell</w:t>
-      </w:r>
-    </w:p>
-    <w:p>
-      <w:pPr>
-        <w:spacing w:after="160" w:line="276" w:lineRule="auto"/>
-      </w:pPr>
-      <w:r>
-        <w:rPr>
-          <w:rFonts w:ascii="Calibri" w:hAnsi="Calibri" w:eastAsia="Calibri"/>
-          <w:b w:val="0"/>
-          <w:i w:val="0"/>
-          <w:sz w:val="22"/>
-        </w:rPr>
-        <w:t>Elektromaqnetizm elektrik yükləri, maqnit sahələri və işıq arasındakı əlaqəni izah edən fizika sahəsidir. Bu nəzəriyyə elektrik mühərriklərinin, generatorların, radionun, rabitə sistemlərinin və müasir elektronikanın elmi əsasını yaratdı.</w:t>
+        <w:t>3 Sənaye enerji və nəqliyyat</w:t>
       </w:r>
     </w:p>
     <w:p>
       <w:pPr>
         <w:keepNext/>
-        <w:spacing w:before="240" w:after="120"/>
+        <w:widowControl/>
       </w:pPr>
       <w:r>
         <w:rPr>
-          <w:rFonts w:ascii="Calibri" w:hAnsi="Calibri" w:eastAsia="Calibri"/>
-          <w:b/>
-          <w:i w:val="0"/>
-          <w:color w:val="004E8C"/>
-          <w:sz w:val="28"/>
+          <w:sz w:val="20"/>
         </w:rPr>
-        <w:t>Əsas faktlar</w:t>
+        <w:t>Dövr: 1820–1865 (Ersted, Amper, Faradey, Maksvell) | Əsas şəxslər: Hans Kristian Ersted; Andre-Mari Amper; Maykl Faradey; Ceyms Klerk Maksvell</w:t>
+      </w:r>
+    </w:p>
+    <w:p>
+      <w:pPr>
+        <w:widowControl/>
+      </w:pPr>
+      <w:r>
+        <w:t>Elektromaqnetizm elektriklə maqnetizmin eyni qarşılıqlı təsirin iki tərəfi olduğunu, işığın da elektromaqnit dalğası olduğunu göstərir. Mühərriklər, radio və müasir fizikanın böyük bir hissəsi bu nəzəriyyəyə əsaslanır.</w:t>
+      </w:r>
+    </w:p>
+    <w:p>
+      <w:pPr>
+        <w:pStyle w:val="Heading1"/>
+        <w:widowControl/>
+      </w:pPr>
+      <w:r>
+        <w:t>Əsas məlumatlar</w:t>
       </w:r>
     </w:p>
     <w:p>
       <w:pPr>
         <w:pStyle w:val="ListBullet"/>
+        <w:widowControl/>
       </w:pPr>
       <w:r>
-        <w:rPr>
-          <w:rFonts w:ascii="Calibri" w:hAnsi="Calibri" w:eastAsia="Calibri"/>
-          <w:b w:val="0"/>
-          <w:i w:val="0"/>
-          <w:sz w:val="22"/>
-        </w:rPr>
-        <w:t>Hans Kristian Ersted 1820-ci ildə elektrik cərəyanının kompas əqrəbini hərəkət etdirdiyini müşahidə edib</w:t>
+        <w:t>Hans Kristian Ersted 1820-ci ildə cərəyanın kompas əqrəbini döndərdiyini gördü.</w:t>
       </w:r>
     </w:p>
     <w:p>
       <w:pPr>
         <w:pStyle w:val="ListBullet"/>
+        <w:widowControl/>
       </w:pPr>
       <w:r>
-        <w:rPr>
-          <w:rFonts w:ascii="Calibri" w:hAnsi="Calibri" w:eastAsia="Calibri"/>
-          <w:b w:val="0"/>
-          <w:i w:val="0"/>
-          <w:sz w:val="22"/>
-        </w:rPr>
-        <w:t>Faradey dəyişən maqnit sahəsinin elektrik cərəyanı yarada bildiyini göstərib</w:t>
+        <w:t>Faradey dəyişən maqnit sahəsinin cərəyan yarada bildiyini göstərdi.</w:t>
       </w:r>
     </w:p>
     <w:p>
       <w:pPr>
         <w:pStyle w:val="ListBullet"/>
+        <w:widowControl/>
       </w:pPr>
       <w:r>
-        <w:rPr>
-          <w:rFonts w:ascii="Calibri" w:hAnsi="Calibri" w:eastAsia="Calibri"/>
-          <w:b w:val="0"/>
-          <w:i w:val="0"/>
-          <w:sz w:val="22"/>
-        </w:rPr>
-        <w:t>Ceyms Klerk Maksvell 1860-cı illərdə bu qanunları vahid nəzəriyyədə birləşdirib</w:t>
+        <w:t>Ceyms Klerk Maksvell 1860-cı illərdə bu qanunları vahid nəzəriyyədə birləşdirdi.</w:t>
       </w:r>
     </w:p>
     <w:p>
       <w:pPr>
         <w:pStyle w:val="ListBullet"/>
+        <w:widowControl/>
       </w:pPr>
       <w:r>
-        <w:rPr>
-          <w:rFonts w:ascii="Calibri" w:hAnsi="Calibri" w:eastAsia="Calibri"/>
-          <w:b w:val="0"/>
-          <w:i w:val="0"/>
-          <w:sz w:val="22"/>
-        </w:rPr>
-        <w:t>Maksvell tənliklərindən işığın elektromaqnit dalğası olduğu nəticəsi çıxıb</w:t>
+        <w:t>Onun tənliklərindən işığın elektromaqnit dalğası olduğu nəticəsi çıxırdı.</w:t>
       </w:r>
     </w:p>
     <w:p>
       <w:pPr>
         <w:pStyle w:val="ListBullet"/>
+        <w:widowControl/>
       </w:pPr>
       <w:r>
-        <w:rPr>
-          <w:rFonts w:ascii="Calibri" w:hAnsi="Calibri" w:eastAsia="Calibri"/>
-          <w:b w:val="0"/>
-          <w:i w:val="0"/>
-          <w:sz w:val="22"/>
-        </w:rPr>
-        <w:t>Henrix Hers 1880-ci illərdə radio dalğaları yaradıb və onları qeydə alıb</w:t>
+        <w:t>Henrix Hers 1880-ci illərdə radio dalğaları yaradıb qeydə aldı.</w:t>
       </w:r>
     </w:p>
     <w:p>
       <w:pPr>
-        <w:keepNext/>
-        <w:spacing w:before="240" w:after="120"/>
+        <w:pStyle w:val="Heading1"/>
+        <w:widowControl/>
       </w:pPr>
       <w:r>
-        <w:rPr>
-          <w:rFonts w:ascii="Calibri" w:hAnsi="Calibri" w:eastAsia="Calibri"/>
-          <w:b/>
-          <w:i w:val="0"/>
-          <w:color w:val="004E8C"/>
-          <w:sz w:val="28"/>
-        </w:rPr>
-        <w:t>Bu nədir və necə işləyir?</w:t>
+        <w:t>Bu nədir</w:t>
       </w:r>
     </w:p>
     <w:p>
       <w:pPr>
-        <w:spacing w:after="160" w:line="276" w:lineRule="auto"/>
+        <w:widowControl/>
       </w:pPr>
       <w:r>
-        <w:rPr>
-          <w:rFonts w:ascii="Calibri" w:hAnsi="Calibri" w:eastAsia="Calibri"/>
-          <w:b w:val="0"/>
-          <w:i w:val="0"/>
-          <w:sz w:val="22"/>
-        </w:rPr>
-        <w:t>Elektromaqnetizm elektrik yüklərini, maqnitləri və onların yaratdığı sahələri öyrənən elmdir. Bu mənada sahə görünən heç bir cismin toxunmadığı halda elektrik yükünə və ya kompas əqrəbinə qüvvə göstərə bilən məkan vəziyyətidir — sanki yalnız müəyyən cisimlərin hiss etdiyi görünməz küləkdir. XIX əsrin ən böyük gözlənilməz kəşfi elektrik, maqnetizm və işığın üç ayrı sirr olmaması idi. Bunların hamısı bir-biri ilə bağlı vahid fiziki hadisənin hissələridir.</w:t>
+        <w:t>Elektromaqnetizm elektrik yüklərini, maqnitləri və onların yaratdığı sahələri öyrənir. Sahə, bu mənada, görünən təmas olmadan yükə və ya kompas əqrəbinə qüvvə ilə təsir göstərə bilən fiziki vəziyyətdir. Onu yalnız müəyyən cisimlərin hiss etdiyi görünməz küləyə bənzətmək olar. XIX əsrin böyük yeniliyi elektrik, maqnetizm və işığın üç ayrı sirr deyil, bir-biri ilə bağlı hadisələr olduğunun anlaşılması idi.</w:t>
       </w:r>
     </w:p>
     <w:p>
       <w:pPr>
-        <w:keepNext/>
-        <w:spacing w:before="240" w:after="120"/>
+        <w:pStyle w:val="Heading1"/>
+        <w:widowControl/>
       </w:pPr>
       <w:r>
-        <w:rPr>
-          <w:rFonts w:ascii="Calibri" w:hAnsi="Calibri" w:eastAsia="Calibri"/>
-          <w:b/>
-          <w:i w:val="0"/>
-          <w:color w:val="004E8C"/>
-          <w:sz w:val="28"/>
-        </w:rPr>
-        <w:t>Kim kəşf və ya ixtira edib?</w:t>
+        <w:t>Kim kəşf edib və ya yaradıb</w:t>
       </w:r>
     </w:p>
     <w:p>
       <w:pPr>
-        <w:spacing w:after="160" w:line="276" w:lineRule="auto"/>
+        <w:widowControl/>
       </w:pPr>
       <w:r>
-        <w:rPr>
-          <w:rFonts w:ascii="Calibri" w:hAnsi="Calibri" w:eastAsia="Calibri"/>
-          <w:b w:val="0"/>
-          <w:i w:val="0"/>
-          <w:sz w:val="22"/>
-        </w:rPr>
-        <w:t>Hans Kristian Ersted 1820-ci ildə cərəyan keçən naqilin yaxınlıqdakı kompas əqrəbini çevirdiyini gördü. Maykl Faradey daha sonra bunun əksini göstərdi: hərəkət edən və ya dəyişən maqnit sahəsi cərəyan yarada, cərəyan keçən naqil isə qüvvənin təsirinə məruz qala bilər. Ceyms Klerk Maksvell 1860-cı illərdə bu faktları bir-birinə bağlayan tənliklər yazdı və işıq sürəti ilə yayılan dalğaların mövcudluğunu qabaqcadan söylədi. Henrix Hers sonradan həmin dalğaları laboratoriyada yaratdı.</w:t>
+        <w:t>Hans Kristian Ersted 1820-ci ildə cərəyan keçən naqilin yaxınlıqdakı kompası döndərdiyini müşahidə etdi. Sonra Maykl Faradey əks əlaqəni göstərdi: dəyişən maqnit təsiri cərəyan yarada, cərəyanlı naqilə isə qüvvə təsir edə bilər. Ceyms Klerk Maksvell 1860-cı illərdə bu nəticələri birləşdirən tənliklər yazdı. Tənliklər işıq sürətilə yayılan dalğaların mövcudluğunu qabaqcadan göstərirdi. Daha sonra Henrix Hers həmin dalğaları laboratoriyada yaratdı.</w:t>
       </w:r>
     </w:p>
     <w:p>
       <w:pPr>
-        <w:keepNext/>
-        <w:spacing w:before="240" w:after="120"/>
+        <w:pStyle w:val="Heading1"/>
+        <w:widowControl/>
       </w:pPr>
       <w:r>
-        <w:rPr>
-          <w:rFonts w:ascii="Calibri" w:hAnsi="Calibri" w:eastAsia="Calibri"/>
-          <w:b/>
-          <w:i w:val="0"/>
-          <w:color w:val="004E8C"/>
-          <w:sz w:val="28"/>
-        </w:rPr>
-        <w:t>Nə vaxt və necə yaranıb?</w:t>
+        <w:t>Nə vaxt və necə yaranıb</w:t>
       </w:r>
     </w:p>
     <w:p>
       <w:pPr>
-        <w:spacing w:after="160" w:line="276" w:lineRule="auto"/>
+        <w:widowControl/>
       </w:pPr>
       <w:r>
-        <w:rPr>
-          <w:rFonts w:ascii="Calibri" w:hAnsi="Calibri" w:eastAsia="Calibri"/>
-          <w:b w:val="0"/>
-          <w:i w:val="0"/>
-          <w:sz w:val="22"/>
-        </w:rPr>
-        <w:t>Bu araşdırmalar Avropanın universitet otaqlarında və sadə emalatxanalarında mərhələ-mərhələ aparıldı. Məqsəd əvvəlcədən radionu ixtira etmək deyildi. Hər şey batareya, sarğı və əqrəblərlə aparılan diqqətli təcrübələrdən başladı. Maksvellin ümumiləşdirməsi riyazi idi, lakin Faradeyin qüvvə xətləri haqqında fiziki təsəvvürlərinə əsaslanırdı. XIX əsrin ortalarında nəzəriyyə ilə təcrübə bir-birini daim yoxlayıb düzəldirdi.</w:t>
+        <w:t>Araşdırmalar Avropanın universitet otaqlarında və sadə emalatxanalarında aparılırdı. Məqsəd əvvəldən radio icad etmək deyildi. İş batareyalar, sarğılar və əqrəblərlə diqqətli təcrübələrdən başladı. Maksvellin ümumiləşdirməsi riyazi idi, lakin Faradeyin qüvvə xətləri haqqında fiziki təsəvvürlərinə söykənirdi. XIX əsrin ortalarında nəzəriyyə və təcrübə bir-birini daim yoxlayıb dəqiqləşdirirdi.</w:t>
       </w:r>
     </w:p>
     <w:p>
       <w:pPr>
-        <w:keepNext/>
-        <w:spacing w:before="240" w:after="120"/>
+        <w:pStyle w:val="Heading1"/>
+        <w:widowControl/>
       </w:pPr>
       <w:r>
-        <w:rPr>
-          <w:rFonts w:ascii="Calibri" w:hAnsi="Calibri" w:eastAsia="Calibri"/>
-          <w:b/>
-          <w:i w:val="0"/>
-          <w:color w:val="004E8C"/>
-          <w:sz w:val="28"/>
-        </w:rPr>
-        <w:t>Elmi əhəmiyyəti</w:t>
+        <w:t>Elm üçün əhəmiyyəti</w:t>
       </w:r>
     </w:p>
     <w:p>
       <w:pPr>
-        <w:spacing w:after="160" w:line="276" w:lineRule="auto"/>
+        <w:widowControl/>
       </w:pPr>
       <w:r>
-        <w:rPr>
-          <w:rFonts w:ascii="Calibri" w:hAnsi="Calibri" w:eastAsia="Calibri"/>
-          <w:b w:val="0"/>
-          <w:i w:val="0"/>
-          <w:sz w:val="22"/>
-        </w:rPr>
-        <w:t>Maksvellin yaratdığı sahə nəzəriyyəsi elmdə yeni yanaşma idi: o, hələ müşahidə olunmamış dalğaların mövcudluğunu qabaqcadan söyləyirdi. Nəzəriyyə işığı rəqs edən elektrik və maqnit sahələri kimi izah etdi. Bu fikir sonradan Eynşteynə və XX əsr fizikasının böyük hissəsinə istiqamət verdi. Praktik baxımdan nəzəriyyə ixtiraçılara mühərriklərin, generatorların və simsiz siqnalların təsadüfi uğurlu qurğular olmadığını göstərdi. Onların hamısı eyni qanunun tətbiqləri idi.</w:t>
+        <w:t>Maksvell nəzəriyyəsi elmdə yeni yanaşma idi: hələ görünməmiş dalğaları qabaqcadan xəbər verən sahə nəzəriyyəsi. O, işığı elektrik və maqnit sahələrinin rəqsləri kimi izah etdi. Bu fikir sonralar Eynşteynə və XX əsr fizikasının böyük bir hissəsinə istiqamət verdi. Praktik baxımdan aydın oldu ki, mühərriklər, generatorlar və simsiz siqnallar təsadüfi uğurlar deyil, eyni qanunauyğunluqların tətbiqidir.</w:t>
       </w:r>
     </w:p>
     <w:p>
       <w:pPr>
-        <w:keepNext/>
-        <w:spacing w:before="240" w:after="120"/>
+        <w:pStyle w:val="Heading1"/>
+        <w:widowControl/>
       </w:pPr>
       <w:r>
-        <w:rPr>
-          <w:rFonts w:ascii="Calibri" w:hAnsi="Calibri" w:eastAsia="Calibri"/>
-          <w:b/>
-          <w:i w:val="0"/>
-          <w:color w:val="004E8C"/>
-          <w:sz w:val="28"/>
-        </w:rPr>
         <w:t>Sonrakı inkişafa təsiri</w:t>
       </w:r>
     </w:p>
     <w:p>
       <w:pPr>
-        <w:spacing w:after="160" w:line="276" w:lineRule="auto"/>
+        <w:widowControl/>
       </w:pPr>
       <w:r>
-        <w:rPr>
-          <w:rFonts w:ascii="Calibri" w:hAnsi="Calibri" w:eastAsia="Calibri"/>
-          <w:b w:val="0"/>
-          <w:i w:val="0"/>
-          <w:sz w:val="22"/>
-        </w:rPr>
-        <w:t>Hər bir elektrik mühərriki, transformator, mikrofon, maqnit-rezonans tomoqrafı və radio antenası elektromaqnetizmin praktik tətbiqidir. Hersin təcrübələrindən sonra simsiz teleqraf, radar və mikrodalğalı soba meydana gəldi. Elektronika kiçik qurğularda elektromaqnit hadisələrini idarə etmək sənətidir. Bu vahid nəzəriyyə olmasaydı, elektrik dövrü bir-biri ilə əlaqəsi bilinməyən cihazlar yığını olaraq qalardı.</w:t>
+        <w:t>Elektrik mühərriki, transformator, mikrofon, maqnit-rezonans tomoqrafiyası (MRT) cihazı və radio antenası elektromaqnetizmin tətbiqləridir. Hersin işindən sonra simsiz teleqraf, radar və mikrodalğalı sobalar yarandı. Elektronika kiçik cihazlarda elektromaqnit təsirlərini idarə edir. Bu hadisələr vahid izahla birləşdirilməsəydi, elektrik texnikası bir-birindən ayrı qurğular toplusu olaraq qalardı.</w:t>
       </w:r>
     </w:p>
     <w:p>
       <w:pPr>
-        <w:keepNext/>
-        <w:spacing w:before="240" w:after="120"/>
+        <w:pStyle w:val="Heading1"/>
+        <w:widowControl/>
       </w:pPr>
       <w:r>
-        <w:rPr>
-          <w:rFonts w:ascii="Calibri" w:hAnsi="Calibri" w:eastAsia="Calibri"/>
-          <w:b/>
-          <w:i w:val="0"/>
-          <w:color w:val="004E8C"/>
-          <w:sz w:val="28"/>
-        </w:rPr>
-        <w:t>İnsan həyatını necə dəyişdi?</w:t>
+        <w:t>İnsan həyatını necə dəyişib</w:t>
       </w:r>
     </w:p>
     <w:p>
       <w:pPr>
-        <w:spacing w:after="160" w:line="276" w:lineRule="auto"/>
+        <w:widowControl/>
       </w:pPr>
       <w:r>
-        <w:rPr>
-          <w:rFonts w:ascii="Calibri" w:hAnsi="Calibri" w:eastAsia="Calibri"/>
-          <w:b w:val="0"/>
-          <w:i w:val="0"/>
-          <w:sz w:val="22"/>
-        </w:rPr>
-        <w:t>Cəmiyyət uzaq məsafələrlə ani əlaqə imkanı qazandı və boş görünən məkanın görünməz quruluşla dolu olduğu aydınlaşdı. Tibb təsvirləmə üsulları, sənaye isə səmərəli maşınlar əldə etdi. Bununla yanaşı, radiomaneələr, tezlik spektrini tənzimləyən qanunlar və efir dalğalarını bölüşmək zərurəti yarandı. Maksvellin kağız üzərindəki sakit tənlikləri bu gün səs-küylü müasir dünyanı idarə etməyə davam edir.</w:t>
+        <w:t>Uzaq məsafələrlə ani əlaqə mümkün oldu. İnsanlar boş görünən fəzanın görünməz fiziki quruluşa malik olduğunu anladılar. Tibb yeni görüntüləmə imkanları, sənaye isə səmərəli maşınlar qazandı. Bununla yanaşı, siqnalların bir-birinə mane olması, radiotezliklərin bölüşdürülməsi və onların istifadəsini tənzimləyən qaydalar da ortaya çıxdı. Maksvellin sakitcə yazdığı tənliklər bu gün də səs-küylü müasir dünyanın işini izah edir.</w:t>
       </w:r>
     </w:p>
     <w:p>
       <w:pPr>
-        <w:keepNext/>
-        <w:spacing w:before="240" w:after="120"/>
+        <w:pStyle w:val="Heading1"/>
+        <w:widowControl/>
       </w:pPr>
       <w:r>
-        <w:rPr>
-          <w:rFonts w:ascii="Calibri" w:hAnsi="Calibri" w:eastAsia="Calibri"/>
-          <w:b/>
-          <w:i w:val="0"/>
-          <w:color w:val="004E8C"/>
-          <w:sz w:val="28"/>
-        </w:rPr>
         <w:t>Mənbələr və istinadlar</w:t>
       </w:r>
     </w:p>
     <w:p>
       <w:pPr>
-        <w:keepNext/>
-        <w:spacing w:before="240" w:after="120"/>
+        <w:pStyle w:val="Heading2"/>
+        <w:widowControl/>
       </w:pPr>
       <w:r>
         <w:rPr>
-          <w:rFonts w:ascii="Calibri" w:hAnsi="Calibri" w:eastAsia="Calibri"/>
-          <w:b/>
-          <w:i w:val="0"/>
-          <w:color w:val="004E8C"/>
-          <w:sz w:val="24"/>
+          <w:sz w:val="20"/>
         </w:rPr>
-        <w:t>A. Kitablar və əsas elmi əsərlər</w:t>
+        <w:t>A Kitablar və əsas elmi əsərlər</w:t>
       </w:r>
     </w:p>
     <w:p>
       <w:pPr>
-        <w:spacing w:after="80"/>
-        <w:ind w:left="360"/>
+        <w:widowControl/>
       </w:pPr>
       <w:r>
         <w:rPr>
-          <w:rFonts w:ascii="Calibri" w:hAnsi="Calibri" w:eastAsia="Calibri"/>
-          <w:b w:val="0"/>
-          <w:i w:val="0"/>
-          <w:sz w:val="22"/>
+          <w:sz w:val="20"/>
         </w:rPr>
         <w:t>1. McClellan, James E., and Harold Dorn. Science and Technology in World History. 3rd ed. Baltimore: Johns Hopkins University Press, 2015.</w:t>
       </w:r>
     </w:p>
     <w:p>
       <w:pPr>
-        <w:keepNext/>
-        <w:spacing w:before="240" w:after="120"/>
+        <w:pStyle w:val="Heading2"/>
+        <w:widowControl/>
       </w:pPr>
       <w:r>
         <w:rPr>
-          <w:rFonts w:ascii="Calibri" w:hAnsi="Calibri" w:eastAsia="Calibri"/>
-          <w:b/>
-          <w:i w:val="0"/>
-          <w:color w:val="004E8C"/>
-          <w:sz w:val="24"/>
+          <w:sz w:val="20"/>
         </w:rPr>
-        <w:t>C. Təşkilatların materialları və ensiklopedik mənbələr</w:t>
+        <w:t>C Qurumların materialları və ensiklopedik mənbələr</w:t>
       </w:r>
     </w:p>
     <w:p>
       <w:pPr>
-        <w:spacing w:after="80"/>
-        <w:ind w:left="360"/>
+        <w:widowControl/>
       </w:pPr>
       <w:r>
         <w:rPr>
-          <w:rFonts w:ascii="Calibri" w:hAnsi="Calibri" w:eastAsia="Calibri"/>
-          <w:b w:val="0"/>
-          <w:i w:val="0"/>
-          <w:sz w:val="22"/>
+          <w:sz w:val="20"/>
         </w:rPr>
-        <w:t>1. Encyclopaedia Britannica. “Electromagnetism” (“Elektromaqnetizm”).</w:t>
-      </w:r>
-      <w:r>
-        <w:rPr>
-          <w:rFonts w:ascii="Calibri" w:hAnsi="Calibri" w:eastAsia="Calibri"/>
-          <w:b w:val="0"/>
-          <w:i w:val="0"/>
-          <w:sz w:val="22"/>
-        </w:rPr>
-        <w:t xml:space="preserve"> </w:t>
+        <w:t xml:space="preserve">1. Encyclopaedia Britannica. 'Electromagnetism.' </w:t>
       </w:r>
       <w:hyperlink r:id="rId9">
         <w:r>
           <w:rPr>
-            <w:rFonts w:ascii="Calibri" w:hAnsi="Calibri" w:eastAsia="Calibri"/>
-            <w:b w:val="0"/>
-            <w:i w:val="0"/>
-            <w:sz w:val="22"/>
-            <w:color w:val="0563C1"/>
-            <w:u w:val="single"/>
+            <w:sz w:val="20"/>
           </w:rPr>
           <w:t>https://www.britannica.com/science/electromagnetism</w:t>
         </w:r>
       </w:hyperlink>
+      <w:r>
+        <w:rPr>
+          <w:sz w:val="20"/>
+        </w:rPr>
+      </w:r>
     </w:p>
     <w:p>
       <w:pPr>
-        <w:spacing w:after="80"/>
-        <w:ind w:left="360"/>
+        <w:widowControl/>
       </w:pPr>
       <w:r>
         <w:rPr>
-          <w:rFonts w:ascii="Calibri" w:hAnsi="Calibri" w:eastAsia="Calibri"/>
-          <w:b w:val="0"/>
-          <w:i w:val="0"/>
-          <w:sz w:val="22"/>
+          <w:sz w:val="20"/>
         </w:rPr>
-        <w:t>2. Stanford Encyclopedia of Philosophy. “James Clerk Maxwell” (“Ceyms Klerk Maksvell”).</w:t>
-      </w:r>
-      <w:r>
-        <w:rPr>
-          <w:rFonts w:ascii="Calibri" w:hAnsi="Calibri" w:eastAsia="Calibri"/>
-          <w:b w:val="0"/>
-          <w:i w:val="0"/>
-          <w:sz w:val="22"/>
-        </w:rPr>
-        <w:t xml:space="preserve"> </w:t>
+        <w:t xml:space="preserve">2. Stanford Encyclopedia of Philosophy. 'James Clerk Maxwell.' </w:t>
       </w:r>
       <w:hyperlink r:id="rId10">
         <w:r>
           <w:rPr>
-            <w:rFonts w:ascii="Calibri" w:hAnsi="Calibri" w:eastAsia="Calibri"/>
-            <w:b w:val="0"/>
-            <w:i w:val="0"/>
-            <w:sz w:val="22"/>
-            <w:color w:val="0563C1"/>
-            <w:u w:val="single"/>
+            <w:sz w:val="20"/>
           </w:rPr>
           <w:t>https://plato.stanford.edu/entries/maxwell/</w:t>
         </w:r>
       </w:hyperlink>
-    </w:p>
-    <w:p>
-      <w:pPr>
-        <w:keepNext/>
-        <w:spacing w:before="240" w:after="120"/>
-      </w:pPr>
       <w:r>
         <w:rPr>
-          <w:rFonts w:ascii="Calibri" w:hAnsi="Calibri" w:eastAsia="Calibri"/>
-          <w:b/>
-          <w:i w:val="0"/>
-          <w:color w:val="004E8C"/>
-          <w:sz w:val="24"/>
+          <w:sz w:val="20"/>
         </w:rPr>
-        <w:t>D. Muzey, arxiv və kitabxana materialları</w:t>
       </w:r>
     </w:p>
     <w:p>
       <w:pPr>
-        <w:spacing w:after="80"/>
-        <w:ind w:left="360"/>
+        <w:pStyle w:val="Heading2"/>
+        <w:widowControl/>
       </w:pPr>
       <w:r>
         <w:rPr>
-          <w:rFonts w:ascii="Calibri" w:hAnsi="Calibri" w:eastAsia="Calibri"/>
-          <w:b w:val="0"/>
-          <w:i w:val="0"/>
-          <w:sz w:val="22"/>
+          <w:sz w:val="20"/>
         </w:rPr>
-        <w:t>1. Royal Institution. Faradey və elektromaqnetizmin tarixi.</w:t>
+        <w:t>D Muzey arxiv və kitabxana materialları</w:t>
       </w:r>
+    </w:p>
+    <w:p>
+      <w:pPr>
+        <w:widowControl/>
+      </w:pPr>
       <w:r>
         <w:rPr>
-          <w:rFonts w:ascii="Calibri" w:hAnsi="Calibri" w:eastAsia="Calibri"/>
-          <w:b w:val="0"/>
-          <w:i w:val="0"/>
-          <w:sz w:val="22"/>
+          <w:sz w:val="20"/>
         </w:rPr>
-        <w:t xml:space="preserve"> </w:t>
+        <w:t xml:space="preserve">1. Royal Institution. Faraday and the history of electromagnetism. </w:t>
       </w:r>
       <w:hyperlink r:id="rId11">
         <w:r>
           <w:rPr>
-            <w:rFonts w:ascii="Calibri" w:hAnsi="Calibri" w:eastAsia="Calibri"/>
-            <w:b w:val="0"/>
-            <w:i w:val="0"/>
-            <w:sz w:val="22"/>
-            <w:color w:val="0563C1"/>
-            <w:u w:val="single"/>
+            <w:sz w:val="20"/>
           </w:rPr>
           <w:t>https://www.rigb.org/our-history</w:t>
         </w:r>
       </w:hyperlink>
-    </w:p>
-    <w:p>
-      <w:pPr>
-        <w:keepNext/>
-        <w:spacing w:before="240" w:after="120"/>
-      </w:pPr>
       <w:r>
         <w:rPr>
-          <w:rFonts w:ascii="Calibri" w:hAnsi="Calibri" w:eastAsia="Calibri"/>
-          <w:b/>
-          <w:i w:val="0"/>
-          <w:color w:val="004E8C"/>
-          <w:sz w:val="24"/>
+          <w:sz w:val="20"/>
         </w:rPr>
-        <w:t>G. Kosmik agentliklərin, laboratoriyaların və elmi təşkilatların materialları</w:t>
       </w:r>
     </w:p>
     <w:p>
       <w:pPr>
-        <w:spacing w:after="80"/>
-        <w:ind w:left="360"/>
+        <w:pStyle w:val="Heading2"/>
+        <w:widowControl/>
       </w:pPr>
       <w:r>
         <w:rPr>
-          <w:rFonts w:ascii="Calibri" w:hAnsi="Calibri" w:eastAsia="Calibri"/>
-          <w:b w:val="0"/>
-          <w:i w:val="0"/>
-          <w:sz w:val="22"/>
+          <w:sz w:val="20"/>
         </w:rPr>
-        <w:t>1. American Physical Society. Fizika tarixi materialları.</w:t>
+        <w:t>G Kosmik agentliklər laboratoriyalar və elmi təşkilatlar</w:t>
       </w:r>
+    </w:p>
+    <w:p>
+      <w:pPr>
+        <w:widowControl/>
+      </w:pPr>
       <w:r>
         <w:rPr>
-          <w:rFonts w:ascii="Calibri" w:hAnsi="Calibri" w:eastAsia="Calibri"/>
-          <w:b w:val="0"/>
-          <w:i w:val="0"/>
-          <w:sz w:val="22"/>
+          <w:sz w:val="20"/>
         </w:rPr>
-        <w:t xml:space="preserve"> </w:t>
+        <w:t xml:space="preserve">1. American Physical Society. Physics history resources. </w:t>
       </w:r>
       <w:hyperlink r:id="rId12">
         <w:r>
           <w:rPr>
-            <w:rFonts w:ascii="Calibri" w:hAnsi="Calibri" w:eastAsia="Calibri"/>
-            <w:b w:val="0"/>
-            <w:i w:val="0"/>
-            <w:sz w:val="22"/>
-            <w:color w:val="0563C1"/>
-            <w:u w:val="single"/>
+            <w:sz w:val="20"/>
           </w:rPr>
           <w:t>https://www.aps.org/</w:t>
         </w:r>
       </w:hyperlink>
+      <w:r>
+        <w:rPr>
+          <w:sz w:val="20"/>
+        </w:rPr>
+      </w:r>
     </w:p>
     <w:sectPr>
-      <w:pgSz w:w="12240" w:h="15840"/>
-      <w:pgMar w:top="1296" w:right="1440" w:bottom="1296" w:left="1440" w:header="720" w:footer="720" w:gutter="0"/>
+      <w:footerReference w:type="default" r:id="rId13"/>
+      <w:pgSz w:w="11906" w:h="16838"/>
+      <w:pgMar w:top="1020" w:right="1134" w:bottom="1020" w:left="1134" w:header="720" w:footer="720" w:gutter="0"/>
       <w:cols w:space="720"/>
       <w:docGrid w:linePitch="360"/>
     </w:sectPr>
   </w:body>
 </w:document>
+</file>
+
+<file path=word/footer1.xml><?xml version="1.0" encoding="utf-8"?>
+<w:ftr xmlns:m="http://schemas.openxmlformats.org/officeDocument/2006/math" xmlns:mc="http://schemas.openxmlformats.org/markup-compatibility/2006" xmlns:mo="http://schemas.microsoft.com/office/mac/office/2008/main" xmlns:mv="urn:schemas-microsoft-com:mac:vml" xmlns:o="urn:schemas-microsoft-com:office:office" xmlns:r="http://schemas.openxmlformats.org/officeDocument/2006/relationships" xmlns:v="urn:schemas-microsoft-com:vml" xmlns:w10="urn:schemas-microsoft-com:office:word" xmlns:w14="http://schemas.microsoft.com/office/word/2010/wordml" xmlns:w="http://schemas.openxmlformats.org/wordprocessingml/2006/main" xmlns:wne="http://schemas.microsoft.com/office/word/2006/wordml" xmlns:wp14="http://schemas.microsoft.com/office/word/2010/wordprocessingDrawing" xmlns:wp="http://schemas.openxmlformats.org/drawingml/2006/wordprocessingDrawing" xmlns:wpc="http://schemas.microsoft.com/office/word/2010/wordprocessingCanvas" xmlns:wpg="http://schemas.microsoft.com/office/word/2010/wordprocessingGroup" xmlns:wpi="http://schemas.microsoft.com/office/word/2010/wordprocessingInk" xmlns:wps="http://schemas.microsoft.com/office/word/2010/wordprocessingShape" mc:Ignorable="w14 wp14">
+  <w:p>
+    <w:pPr>
+      <w:pStyle w:val="Footer"/>
+      <w:jc w:val="right"/>
+    </w:pPr>
+    <w:fldSimple w:instr="PAGE"/>
+  </w:p>
+</w:ftr>
 </file>
 
 <file path=word/numbering.xml><?xml version="1.0" encoding="utf-8"?>
@@ -788,7 +594,7 @@
   <w:docDefaults>
     <w:rPrDefault>
       <w:rPr>
-        <w:rFonts w:asciiTheme="minorHAnsi" w:eastAsiaTheme="minorEastAsia" w:hAnsiTheme="minorHAnsi" w:cstheme="minorBidi"/>
+        <w:rFonts/>
         <w:sz w:val="22"/>
         <w:szCs w:val="22"/>
         <w:lang w:val="en-US" w:eastAsia="en-US" w:bidi="ar-SA"/>
@@ -943,6 +749,15 @@
     <w:name w:val="Normal"/>
     <w:qFormat/>
     <w:rsid w:val="00FC693F"/>
+    <w:pPr>
+      <w:spacing w:after="120" w:line="259" w:lineRule="auto"/>
+    </w:pPr>
+    <w:rPr>
+      <w:rFonts w:ascii="Times New Roman" w:hAnsi="Times New Roman"/>
+      <w:color w:val="000000"/>
+      <w:sz w:val="24"/>
+      <w:lang w:val="az-Latn-AZ"/>
+    </w:rPr>
   </w:style>
   <w:style w:type="paragraph" w:styleId="Header">
     <w:name w:val="header"/>
@@ -999,16 +814,17 @@
     <w:pPr>
       <w:keepNext/>
       <w:keepLines/>
-      <w:spacing w:before="480" w:after="0"/>
+      <w:spacing w:before="480" w:after="120" w:line="259" w:lineRule="auto"/>
       <w:outlineLvl w:val="0"/>
     </w:pPr>
     <w:rPr>
-      <w:rFonts w:asciiTheme="majorHAnsi" w:eastAsiaTheme="majorEastAsia" w:hAnsiTheme="majorHAnsi" w:cstheme="majorBidi"/>
+      <w:rFonts w:ascii="Times New Roman" w:hAnsi="Times New Roman"/>
       <w:b/>
       <w:bCs/>
-      <w:color w:val="365F91" w:themeColor="accent1" w:themeShade="BF"/>
-      <w:sz w:val="28"/>
+      <w:color w:val="000000"/>
+      <w:sz w:val="26"/>
       <w:szCs w:val="28"/>
+      <w:lang w:val="az-Latn-AZ"/>
     </w:rPr>
   </w:style>
   <w:style w:type="paragraph" w:styleId="Heading2">
@@ -1023,16 +839,17 @@
     <w:pPr>
       <w:keepNext/>
       <w:keepLines/>
-      <w:spacing w:before="200" w:after="0"/>
+      <w:spacing w:before="200" w:after="120" w:line="259" w:lineRule="auto"/>
       <w:outlineLvl w:val="1"/>
     </w:pPr>
     <w:rPr>
-      <w:rFonts w:asciiTheme="majorHAnsi" w:eastAsiaTheme="majorEastAsia" w:hAnsiTheme="majorHAnsi" w:cstheme="majorBidi"/>
+      <w:rFonts w:ascii="Times New Roman" w:hAnsi="Times New Roman"/>
       <w:b/>
       <w:bCs/>
-      <w:color w:val="4F81BD" w:themeColor="accent1"/>
+      <w:color w:val="000000"/>
       <w:sz w:val="26"/>
       <w:szCs w:val="26"/>
+      <w:lang w:val="az-Latn-AZ"/>
     </w:rPr>
   </w:style>
   <w:style w:type="paragraph" w:styleId="Heading3">
@@ -1051,7 +868,7 @@
       <w:outlineLvl w:val="2"/>
     </w:pPr>
     <w:rPr>
-      <w:rFonts w:asciiTheme="majorHAnsi" w:eastAsiaTheme="majorEastAsia" w:hAnsiTheme="majorHAnsi" w:cstheme="majorBidi"/>
+      <w:rFonts/>
       <w:b/>
       <w:bCs/>
       <w:color w:val="4F81BD" w:themeColor="accent1"/>
@@ -1074,7 +891,7 @@
       <w:outlineLvl w:val="3"/>
     </w:pPr>
     <w:rPr>
-      <w:rFonts w:asciiTheme="majorHAnsi" w:eastAsiaTheme="majorEastAsia" w:hAnsiTheme="majorHAnsi" w:cstheme="majorBidi"/>
+      <w:rFonts/>
       <w:b/>
       <w:bCs/>
       <w:i/>
@@ -1099,7 +916,7 @@
       <w:outlineLvl w:val="4"/>
     </w:pPr>
     <w:rPr>
-      <w:rFonts w:asciiTheme="majorHAnsi" w:eastAsiaTheme="majorEastAsia" w:hAnsiTheme="majorHAnsi" w:cstheme="majorBidi"/>
+      <w:rFonts/>
       <w:color w:val="243F60" w:themeColor="accent1" w:themeShade="7F"/>
     </w:rPr>
   </w:style>
@@ -1120,7 +937,7 @@
       <w:outlineLvl w:val="5"/>
     </w:pPr>
     <w:rPr>
-      <w:rFonts w:asciiTheme="majorHAnsi" w:eastAsiaTheme="majorEastAsia" w:hAnsiTheme="majorHAnsi" w:cstheme="majorBidi"/>
+      <w:rFonts/>
       <w:i/>
       <w:iCs/>
       <w:color w:val="243F60" w:themeColor="accent1" w:themeShade="7F"/>
@@ -1143,7 +960,7 @@
       <w:outlineLvl w:val="6"/>
     </w:pPr>
     <w:rPr>
-      <w:rFonts w:asciiTheme="majorHAnsi" w:eastAsiaTheme="majorEastAsia" w:hAnsiTheme="majorHAnsi" w:cstheme="majorBidi"/>
+      <w:rFonts/>
       <w:i/>
       <w:iCs/>
       <w:color w:val="404040" w:themeColor="text1" w:themeTint="BF"/>
@@ -1166,7 +983,7 @@
       <w:outlineLvl w:val="7"/>
     </w:pPr>
     <w:rPr>
-      <w:rFonts w:asciiTheme="majorHAnsi" w:eastAsiaTheme="majorEastAsia" w:hAnsiTheme="majorHAnsi" w:cstheme="majorBidi"/>
+      <w:rFonts/>
       <w:color w:val="4F81BD" w:themeColor="accent1"/>
       <w:sz w:val="20"/>
       <w:szCs w:val="20"/>
@@ -1189,7 +1006,7 @@
       <w:outlineLvl w:val="8"/>
     </w:pPr>
     <w:rPr>
-      <w:rFonts w:asciiTheme="majorHAnsi" w:eastAsiaTheme="majorEastAsia" w:hAnsiTheme="majorHAnsi" w:cstheme="majorBidi"/>
+      <w:rFonts/>
       <w:i/>
       <w:iCs/>
       <w:color w:val="404040" w:themeColor="text1" w:themeTint="BF"/>
@@ -1240,7 +1057,7 @@
     <w:uiPriority w:val="9"/>
     <w:rsid w:val="00FC693F"/>
     <w:rPr>
-      <w:rFonts w:asciiTheme="majorHAnsi" w:eastAsiaTheme="majorEastAsia" w:hAnsiTheme="majorHAnsi" w:cstheme="majorBidi"/>
+      <w:rFonts/>
       <w:b/>
       <w:bCs/>
       <w:color w:val="365F91" w:themeColor="accent1" w:themeShade="BF"/>
@@ -1255,7 +1072,7 @@
     <w:uiPriority w:val="9"/>
     <w:rsid w:val="00FC693F"/>
     <w:rPr>
-      <w:rFonts w:asciiTheme="majorHAnsi" w:eastAsiaTheme="majorEastAsia" w:hAnsiTheme="majorHAnsi" w:cstheme="majorBidi"/>
+      <w:rFonts/>
       <w:b/>
       <w:bCs/>
       <w:color w:val="4F81BD" w:themeColor="accent1"/>
@@ -1270,7 +1087,7 @@
     <w:uiPriority w:val="9"/>
     <w:rsid w:val="00FC693F"/>
     <w:rPr>
-      <w:rFonts w:asciiTheme="majorHAnsi" w:eastAsiaTheme="majorEastAsia" w:hAnsiTheme="majorHAnsi" w:cstheme="majorBidi"/>
+      <w:rFonts/>
       <w:b/>
       <w:bCs/>
       <w:color w:val="4F81BD" w:themeColor="accent1"/>
@@ -1285,19 +1102,17 @@
     <w:qFormat/>
     <w:rsid w:val="00FC693F"/>
     <w:pPr>
-      <w:pBdr>
-        <w:bottom w:val="single" w:sz="8" w:space="4" w:color="4F81BD" w:themeColor="accent1"/>
-      </w:pBdr>
-      <w:spacing w:after="300" w:line="240" w:lineRule="auto"/>
+      <w:spacing w:after="120" w:line="259" w:lineRule="auto"/>
       <w:contextualSpacing/>
     </w:pPr>
     <w:rPr>
-      <w:rFonts w:asciiTheme="majorHAnsi" w:eastAsiaTheme="majorEastAsia" w:hAnsiTheme="majorHAnsi" w:cstheme="majorBidi"/>
-      <w:color w:val="17365D" w:themeColor="text2" w:themeShade="BF"/>
+      <w:rFonts w:ascii="Times New Roman" w:hAnsi="Times New Roman"/>
+      <w:color w:val="000000"/>
       <w:spacing w:val="5"/>
       <w:kern w:val="28"/>
-      <w:sz w:val="52"/>
+      <w:sz w:val="40"/>
       <w:szCs w:val="52"/>
+      <w:lang w:val="az-Latn-AZ"/>
     </w:rPr>
   </w:style>
   <w:style w:type="character" w:customStyle="1" w:styleId="TitleChar">
@@ -1307,7 +1122,7 @@
     <w:uiPriority w:val="10"/>
     <w:rsid w:val="00FC693F"/>
     <w:rPr>
-      <w:rFonts w:asciiTheme="majorHAnsi" w:eastAsiaTheme="majorEastAsia" w:hAnsiTheme="majorHAnsi" w:cstheme="majorBidi"/>
+      <w:rFonts/>
       <w:color w:val="17365D" w:themeColor="text2" w:themeShade="BF"/>
       <w:spacing w:val="5"/>
       <w:kern w:val="28"/>
@@ -1329,7 +1144,7 @@
       </w:numPr>
     </w:pPr>
     <w:rPr>
-      <w:rFonts w:asciiTheme="majorHAnsi" w:eastAsiaTheme="majorEastAsia" w:hAnsiTheme="majorHAnsi" w:cstheme="majorBidi"/>
+      <w:rFonts/>
       <w:i/>
       <w:iCs/>
       <w:color w:val="4F81BD" w:themeColor="accent1"/>
@@ -1345,7 +1160,7 @@
     <w:uiPriority w:val="11"/>
     <w:rsid w:val="00FC693F"/>
     <w:rPr>
-      <w:rFonts w:asciiTheme="majorHAnsi" w:eastAsiaTheme="majorEastAsia" w:hAnsiTheme="majorHAnsi" w:cstheme="majorBidi"/>
+      <w:rFonts/>
       <w:i/>
       <w:iCs/>
       <w:color w:val="4F81BD" w:themeColor="accent1"/>
@@ -1470,8 +1285,15 @@
       <w:numPr>
         <w:numId w:val="1"/>
       </w:numPr>
+      <w:spacing w:after="120" w:line="259" w:lineRule="auto"/>
       <w:contextualSpacing/>
     </w:pPr>
+    <w:rPr>
+      <w:rFonts w:ascii="Times New Roman" w:hAnsi="Times New Roman"/>
+      <w:color w:val="000000"/>
+      <w:sz w:val="24"/>
+      <w:lang w:val="az-Latn-AZ"/>
+    </w:rPr>
   </w:style>
   <w:style w:type="paragraph" w:styleId="ListBullet2">
     <w:name w:val="List Bullet 2"/>
@@ -1643,7 +1465,7 @@
     <w:semiHidden/>
     <w:rsid w:val="00FC693F"/>
     <w:rPr>
-      <w:rFonts w:asciiTheme="majorHAnsi" w:eastAsiaTheme="majorEastAsia" w:hAnsiTheme="majorHAnsi" w:cstheme="majorBidi"/>
+      <w:rFonts/>
       <w:b/>
       <w:bCs/>
       <w:i/>
@@ -1659,7 +1481,7 @@
     <w:semiHidden/>
     <w:rsid w:val="00FC693F"/>
     <w:rPr>
-      <w:rFonts w:asciiTheme="majorHAnsi" w:eastAsiaTheme="majorEastAsia" w:hAnsiTheme="majorHAnsi" w:cstheme="majorBidi"/>
+      <w:rFonts/>
       <w:color w:val="243F60" w:themeColor="accent1" w:themeShade="7F"/>
     </w:rPr>
   </w:style>
@@ -1671,7 +1493,7 @@
     <w:semiHidden/>
     <w:rsid w:val="00FC693F"/>
     <w:rPr>
-      <w:rFonts w:asciiTheme="majorHAnsi" w:eastAsiaTheme="majorEastAsia" w:hAnsiTheme="majorHAnsi" w:cstheme="majorBidi"/>
+      <w:rFonts/>
       <w:i/>
       <w:iCs/>
       <w:color w:val="243F60" w:themeColor="accent1" w:themeShade="7F"/>
@@ -1685,7 +1507,7 @@
     <w:semiHidden/>
     <w:rsid w:val="00FC693F"/>
     <w:rPr>
-      <w:rFonts w:asciiTheme="majorHAnsi" w:eastAsiaTheme="majorEastAsia" w:hAnsiTheme="majorHAnsi" w:cstheme="majorBidi"/>
+      <w:rFonts/>
       <w:i/>
       <w:iCs/>
       <w:color w:val="404040" w:themeColor="text1" w:themeTint="BF"/>
@@ -1699,7 +1521,7 @@
     <w:semiHidden/>
     <w:rsid w:val="00FC693F"/>
     <w:rPr>
-      <w:rFonts w:asciiTheme="majorHAnsi" w:eastAsiaTheme="majorEastAsia" w:hAnsiTheme="majorHAnsi" w:cstheme="majorBidi"/>
+      <w:rFonts/>
       <w:color w:val="4F81BD" w:themeColor="accent1"/>
       <w:sz w:val="20"/>
       <w:szCs w:val="20"/>
@@ -1713,7 +1535,7 @@
     <w:semiHidden/>
     <w:rsid w:val="00FC693F"/>
     <w:rPr>
-      <w:rFonts w:asciiTheme="majorHAnsi" w:eastAsiaTheme="majorEastAsia" w:hAnsiTheme="majorHAnsi" w:cstheme="majorBidi"/>
+      <w:rFonts/>
       <w:i/>
       <w:iCs/>
       <w:color w:val="404040" w:themeColor="text1" w:themeTint="BF"/>
@@ -1772,9 +1594,6 @@
     <w:qFormat/>
     <w:rsid w:val="00FC693F"/>
     <w:pPr>
-      <w:pBdr>
-        <w:bottom w:val="single" w:sz="4" w:space="4" w:color="4F81BD" w:themeColor="accent1"/>
-      </w:pBdr>
       <w:spacing w:before="200" w:after="280"/>
       <w:ind w:left="936" w:right="936"/>
     </w:pPr>
@@ -3302,7 +3121,7 @@
         <w:spacing w:before="0" w:after="0" w:line="240" w:lineRule="auto"/>
       </w:pPr>
       <w:rPr>
-        <w:rFonts w:asciiTheme="majorHAnsi" w:eastAsiaTheme="majorEastAsia" w:hAnsiTheme="majorHAnsi" w:cstheme="majorBidi"/>
+        <w:rFonts/>
         <w:b/>
         <w:bCs/>
       </w:rPr>
@@ -3323,7 +3142,7 @@
         <w:spacing w:before="0" w:after="0" w:line="240" w:lineRule="auto"/>
       </w:pPr>
       <w:rPr>
-        <w:rFonts w:asciiTheme="majorHAnsi" w:eastAsiaTheme="majorEastAsia" w:hAnsiTheme="majorHAnsi" w:cstheme="majorBidi"/>
+        <w:rFonts/>
         <w:b/>
         <w:bCs/>
       </w:rPr>
@@ -3341,14 +3160,14 @@
     </w:tblStylePr>
     <w:tblStylePr w:type="firstCol">
       <w:rPr>
-        <w:rFonts w:asciiTheme="majorHAnsi" w:eastAsiaTheme="majorEastAsia" w:hAnsiTheme="majorHAnsi" w:cstheme="majorBidi"/>
+        <w:rFonts/>
         <w:b/>
         <w:bCs/>
       </w:rPr>
     </w:tblStylePr>
     <w:tblStylePr w:type="lastCol">
       <w:rPr>
-        <w:rFonts w:asciiTheme="majorHAnsi" w:eastAsiaTheme="majorEastAsia" w:hAnsiTheme="majorHAnsi" w:cstheme="majorBidi"/>
+        <w:rFonts/>
         <w:b/>
         <w:bCs/>
       </w:rPr>
@@ -3432,7 +3251,7 @@
         <w:spacing w:before="0" w:after="0" w:line="240" w:lineRule="auto"/>
       </w:pPr>
       <w:rPr>
-        <w:rFonts w:asciiTheme="majorHAnsi" w:eastAsiaTheme="majorEastAsia" w:hAnsiTheme="majorHAnsi" w:cstheme="majorBidi"/>
+        <w:rFonts/>
         <w:b/>
         <w:bCs/>
       </w:rPr>
@@ -3453,7 +3272,7 @@
         <w:spacing w:before="0" w:after="0" w:line="240" w:lineRule="auto"/>
       </w:pPr>
       <w:rPr>
-        <w:rFonts w:asciiTheme="majorHAnsi" w:eastAsiaTheme="majorEastAsia" w:hAnsiTheme="majorHAnsi" w:cstheme="majorBidi"/>
+        <w:rFonts/>
         <w:b/>
         <w:bCs/>
       </w:rPr>
@@ -3471,14 +3290,14 @@
     </w:tblStylePr>
     <w:tblStylePr w:type="firstCol">
       <w:rPr>
-        <w:rFonts w:asciiTheme="majorHAnsi" w:eastAsiaTheme="majorEastAsia" w:hAnsiTheme="majorHAnsi" w:cstheme="majorBidi"/>
+        <w:rFonts/>
         <w:b/>
         <w:bCs/>
       </w:rPr>
     </w:tblStylePr>
     <w:tblStylePr w:type="lastCol">
       <w:rPr>
-        <w:rFonts w:asciiTheme="majorHAnsi" w:eastAsiaTheme="majorEastAsia" w:hAnsiTheme="majorHAnsi" w:cstheme="majorBidi"/>
+        <w:rFonts/>
         <w:b/>
         <w:bCs/>
       </w:rPr>
@@ -3562,7 +3381,7 @@
         <w:spacing w:before="0" w:after="0" w:line="240" w:lineRule="auto"/>
       </w:pPr>
       <w:rPr>
-        <w:rFonts w:asciiTheme="majorHAnsi" w:eastAsiaTheme="majorEastAsia" w:hAnsiTheme="majorHAnsi" w:cstheme="majorBidi"/>
+        <w:rFonts/>
         <w:b/>
         <w:bCs/>
       </w:rPr>
@@ -3583,7 +3402,7 @@
         <w:spacing w:before="0" w:after="0" w:line="240" w:lineRule="auto"/>
       </w:pPr>
       <w:rPr>
-        <w:rFonts w:asciiTheme="majorHAnsi" w:eastAsiaTheme="majorEastAsia" w:hAnsiTheme="majorHAnsi" w:cstheme="majorBidi"/>
+        <w:rFonts/>
         <w:b/>
         <w:bCs/>
       </w:rPr>
@@ -3601,14 +3420,14 @@
     </w:tblStylePr>
     <w:tblStylePr w:type="firstCol">
       <w:rPr>
-        <w:rFonts w:asciiTheme="majorHAnsi" w:eastAsiaTheme="majorEastAsia" w:hAnsiTheme="majorHAnsi" w:cstheme="majorBidi"/>
+        <w:rFonts/>
         <w:b/>
         <w:bCs/>
       </w:rPr>
     </w:tblStylePr>
     <w:tblStylePr w:type="lastCol">
       <w:rPr>
-        <w:rFonts w:asciiTheme="majorHAnsi" w:eastAsiaTheme="majorEastAsia" w:hAnsiTheme="majorHAnsi" w:cstheme="majorBidi"/>
+        <w:rFonts/>
         <w:b/>
         <w:bCs/>
       </w:rPr>
@@ -3692,7 +3511,7 @@
         <w:spacing w:before="0" w:after="0" w:line="240" w:lineRule="auto"/>
       </w:pPr>
       <w:rPr>
-        <w:rFonts w:asciiTheme="majorHAnsi" w:eastAsiaTheme="majorEastAsia" w:hAnsiTheme="majorHAnsi" w:cstheme="majorBidi"/>
+        <w:rFonts/>
         <w:b/>
         <w:bCs/>
       </w:rPr>
@@ -3713,7 +3532,7 @@
         <w:spacing w:before="0" w:after="0" w:line="240" w:lineRule="auto"/>
       </w:pPr>
       <w:rPr>
-        <w:rFonts w:asciiTheme="majorHAnsi" w:eastAsiaTheme="majorEastAsia" w:hAnsiTheme="majorHAnsi" w:cstheme="majorBidi"/>
+        <w:rFonts/>
         <w:b/>
         <w:bCs/>
       </w:rPr>
@@ -3731,14 +3550,14 @@
     </w:tblStylePr>
     <w:tblStylePr w:type="firstCol">
       <w:rPr>
-        <w:rFonts w:asciiTheme="majorHAnsi" w:eastAsiaTheme="majorEastAsia" w:hAnsiTheme="majorHAnsi" w:cstheme="majorBidi"/>
+        <w:rFonts/>
         <w:b/>
         <w:bCs/>
       </w:rPr>
     </w:tblStylePr>
     <w:tblStylePr w:type="lastCol">
       <w:rPr>
-        <w:rFonts w:asciiTheme="majorHAnsi" w:eastAsiaTheme="majorEastAsia" w:hAnsiTheme="majorHAnsi" w:cstheme="majorBidi"/>
+        <w:rFonts/>
         <w:b/>
         <w:bCs/>
       </w:rPr>
@@ -3822,7 +3641,7 @@
         <w:spacing w:before="0" w:after="0" w:line="240" w:lineRule="auto"/>
       </w:pPr>
       <w:rPr>
-        <w:rFonts w:asciiTheme="majorHAnsi" w:eastAsiaTheme="majorEastAsia" w:hAnsiTheme="majorHAnsi" w:cstheme="majorBidi"/>
+        <w:rFonts/>
         <w:b/>
         <w:bCs/>
       </w:rPr>
@@ -3843,7 +3662,7 @@
         <w:spacing w:before="0" w:after="0" w:line="240" w:lineRule="auto"/>
       </w:pPr>
       <w:rPr>
-        <w:rFonts w:asciiTheme="majorHAnsi" w:eastAsiaTheme="majorEastAsia" w:hAnsiTheme="majorHAnsi" w:cstheme="majorBidi"/>
+        <w:rFonts/>
         <w:b/>
         <w:bCs/>
       </w:rPr>
@@ -3861,14 +3680,14 @@
     </w:tblStylePr>
     <w:tblStylePr w:type="firstCol">
       <w:rPr>
-        <w:rFonts w:asciiTheme="majorHAnsi" w:eastAsiaTheme="majorEastAsia" w:hAnsiTheme="majorHAnsi" w:cstheme="majorBidi"/>
+        <w:rFonts/>
         <w:b/>
         <w:bCs/>
       </w:rPr>
     </w:tblStylePr>
     <w:tblStylePr w:type="lastCol">
       <w:rPr>
-        <w:rFonts w:asciiTheme="majorHAnsi" w:eastAsiaTheme="majorEastAsia" w:hAnsiTheme="majorHAnsi" w:cstheme="majorBidi"/>
+        <w:rFonts/>
         <w:b/>
         <w:bCs/>
       </w:rPr>
@@ -3952,7 +3771,7 @@
         <w:spacing w:before="0" w:after="0" w:line="240" w:lineRule="auto"/>
       </w:pPr>
       <w:rPr>
-        <w:rFonts w:asciiTheme="majorHAnsi" w:eastAsiaTheme="majorEastAsia" w:hAnsiTheme="majorHAnsi" w:cstheme="majorBidi"/>
+        <w:rFonts/>
         <w:b/>
         <w:bCs/>
       </w:rPr>
@@ -3973,7 +3792,7 @@
         <w:spacing w:before="0" w:after="0" w:line="240" w:lineRule="auto"/>
       </w:pPr>
       <w:rPr>
-        <w:rFonts w:asciiTheme="majorHAnsi" w:eastAsiaTheme="majorEastAsia" w:hAnsiTheme="majorHAnsi" w:cstheme="majorBidi"/>
+        <w:rFonts/>
         <w:b/>
         <w:bCs/>
       </w:rPr>
@@ -3991,14 +3810,14 @@
     </w:tblStylePr>
     <w:tblStylePr w:type="firstCol">
       <w:rPr>
-        <w:rFonts w:asciiTheme="majorHAnsi" w:eastAsiaTheme="majorEastAsia" w:hAnsiTheme="majorHAnsi" w:cstheme="majorBidi"/>
+        <w:rFonts/>
         <w:b/>
         <w:bCs/>
       </w:rPr>
     </w:tblStylePr>
     <w:tblStylePr w:type="lastCol">
       <w:rPr>
-        <w:rFonts w:asciiTheme="majorHAnsi" w:eastAsiaTheme="majorEastAsia" w:hAnsiTheme="majorHAnsi" w:cstheme="majorBidi"/>
+        <w:rFonts/>
         <w:b/>
         <w:bCs/>
       </w:rPr>
@@ -4082,7 +3901,7 @@
         <w:spacing w:before="0" w:after="0" w:line="240" w:lineRule="auto"/>
       </w:pPr>
       <w:rPr>
-        <w:rFonts w:asciiTheme="majorHAnsi" w:eastAsiaTheme="majorEastAsia" w:hAnsiTheme="majorHAnsi" w:cstheme="majorBidi"/>
+        <w:rFonts/>
         <w:b/>
         <w:bCs/>
       </w:rPr>
@@ -4103,7 +3922,7 @@
         <w:spacing w:before="0" w:after="0" w:line="240" w:lineRule="auto"/>
       </w:pPr>
       <w:rPr>
-        <w:rFonts w:asciiTheme="majorHAnsi" w:eastAsiaTheme="majorEastAsia" w:hAnsiTheme="majorHAnsi" w:cstheme="majorBidi"/>
+        <w:rFonts/>
         <w:b/>
         <w:bCs/>
       </w:rPr>
@@ -4121,14 +3940,14 @@
     </w:tblStylePr>
     <w:tblStylePr w:type="firstCol">
       <w:rPr>
-        <w:rFonts w:asciiTheme="majorHAnsi" w:eastAsiaTheme="majorEastAsia" w:hAnsiTheme="majorHAnsi" w:cstheme="majorBidi"/>
+        <w:rFonts/>
         <w:b/>
         <w:bCs/>
       </w:rPr>
     </w:tblStylePr>
     <w:tblStylePr w:type="lastCol">
       <w:rPr>
-        <w:rFonts w:asciiTheme="majorHAnsi" w:eastAsiaTheme="majorEastAsia" w:hAnsiTheme="majorHAnsi" w:cstheme="majorBidi"/>
+        <w:rFonts/>
         <w:b/>
         <w:bCs/>
       </w:rPr>
@@ -5993,7 +5812,7 @@
     </w:tblPr>
     <w:tblStylePr w:type="firstRow">
       <w:rPr>
-        <w:rFonts w:asciiTheme="majorHAnsi" w:eastAsiaTheme="majorEastAsia" w:hAnsiTheme="majorHAnsi" w:cstheme="majorBidi"/>
+        <w:rFonts/>
       </w:rPr>
       <w:tblPr/>
       <w:tcPr>
@@ -6077,7 +5896,7 @@
     </w:tblPr>
     <w:tblStylePr w:type="firstRow">
       <w:rPr>
-        <w:rFonts w:asciiTheme="majorHAnsi" w:eastAsiaTheme="majorEastAsia" w:hAnsiTheme="majorHAnsi" w:cstheme="majorBidi"/>
+        <w:rFonts/>
       </w:rPr>
       <w:tblPr/>
       <w:tcPr>
@@ -6161,7 +5980,7 @@
     </w:tblPr>
     <w:tblStylePr w:type="firstRow">
       <w:rPr>
-        <w:rFonts w:asciiTheme="majorHAnsi" w:eastAsiaTheme="majorEastAsia" w:hAnsiTheme="majorHAnsi" w:cstheme="majorBidi"/>
+        <w:rFonts/>
       </w:rPr>
       <w:tblPr/>
       <w:tcPr>
@@ -6245,7 +6064,7 @@
     </w:tblPr>
     <w:tblStylePr w:type="firstRow">
       <w:rPr>
-        <w:rFonts w:asciiTheme="majorHAnsi" w:eastAsiaTheme="majorEastAsia" w:hAnsiTheme="majorHAnsi" w:cstheme="majorBidi"/>
+        <w:rFonts/>
       </w:rPr>
       <w:tblPr/>
       <w:tcPr>
@@ -6329,7 +6148,7 @@
     </w:tblPr>
     <w:tblStylePr w:type="firstRow">
       <w:rPr>
-        <w:rFonts w:asciiTheme="majorHAnsi" w:eastAsiaTheme="majorEastAsia" w:hAnsiTheme="majorHAnsi" w:cstheme="majorBidi"/>
+        <w:rFonts/>
       </w:rPr>
       <w:tblPr/>
       <w:tcPr>
@@ -6413,7 +6232,7 @@
     </w:tblPr>
     <w:tblStylePr w:type="firstRow">
       <w:rPr>
-        <w:rFonts w:asciiTheme="majorHAnsi" w:eastAsiaTheme="majorEastAsia" w:hAnsiTheme="majorHAnsi" w:cstheme="majorBidi"/>
+        <w:rFonts/>
       </w:rPr>
       <w:tblPr/>
       <w:tcPr>
@@ -6497,7 +6316,7 @@
     </w:tblPr>
     <w:tblStylePr w:type="firstRow">
       <w:rPr>
-        <w:rFonts w:asciiTheme="majorHAnsi" w:eastAsiaTheme="majorEastAsia" w:hAnsiTheme="majorHAnsi" w:cstheme="majorBidi"/>
+        <w:rFonts/>
       </w:rPr>
       <w:tblPr/>
       <w:tcPr>
@@ -6562,7 +6381,7 @@
       <w:spacing w:after="0" w:line="240" w:lineRule="auto"/>
     </w:pPr>
     <w:rPr>
-      <w:rFonts w:asciiTheme="majorHAnsi" w:eastAsiaTheme="majorEastAsia" w:hAnsiTheme="majorHAnsi" w:cstheme="majorBidi"/>
+      <w:rFonts/>
       <w:color w:val="000000" w:themeColor="text1"/>
     </w:rPr>
     <w:tblPr>
@@ -6690,7 +6509,7 @@
       <w:spacing w:after="0" w:line="240" w:lineRule="auto"/>
     </w:pPr>
     <w:rPr>
-      <w:rFonts w:asciiTheme="majorHAnsi" w:eastAsiaTheme="majorEastAsia" w:hAnsiTheme="majorHAnsi" w:cstheme="majorBidi"/>
+      <w:rFonts/>
       <w:color w:val="000000" w:themeColor="text1"/>
     </w:rPr>
     <w:tblPr>
@@ -6818,7 +6637,7 @@
       <w:spacing w:after="0" w:line="240" w:lineRule="auto"/>
     </w:pPr>
     <w:rPr>
-      <w:rFonts w:asciiTheme="majorHAnsi" w:eastAsiaTheme="majorEastAsia" w:hAnsiTheme="majorHAnsi" w:cstheme="majorBidi"/>
+      <w:rFonts/>
       <w:color w:val="000000" w:themeColor="text1"/>
     </w:rPr>
     <w:tblPr>
@@ -6946,7 +6765,7 @@
       <w:spacing w:after="0" w:line="240" w:lineRule="auto"/>
     </w:pPr>
     <w:rPr>
-      <w:rFonts w:asciiTheme="majorHAnsi" w:eastAsiaTheme="majorEastAsia" w:hAnsiTheme="majorHAnsi" w:cstheme="majorBidi"/>
+      <w:rFonts/>
       <w:color w:val="000000" w:themeColor="text1"/>
     </w:rPr>
     <w:tblPr>
@@ -7074,7 +6893,7 @@
       <w:spacing w:after="0" w:line="240" w:lineRule="auto"/>
     </w:pPr>
     <w:rPr>
-      <w:rFonts w:asciiTheme="majorHAnsi" w:eastAsiaTheme="majorEastAsia" w:hAnsiTheme="majorHAnsi" w:cstheme="majorBidi"/>
+      <w:rFonts/>
       <w:color w:val="000000" w:themeColor="text1"/>
     </w:rPr>
     <w:tblPr>
@@ -7202,7 +7021,7 @@
       <w:spacing w:after="0" w:line="240" w:lineRule="auto"/>
     </w:pPr>
     <w:rPr>
-      <w:rFonts w:asciiTheme="majorHAnsi" w:eastAsiaTheme="majorEastAsia" w:hAnsiTheme="majorHAnsi" w:cstheme="majorBidi"/>
+      <w:rFonts/>
       <w:color w:val="000000" w:themeColor="text1"/>
     </w:rPr>
     <w:tblPr>
@@ -7330,7 +7149,7 @@
       <w:spacing w:after="0" w:line="240" w:lineRule="auto"/>
     </w:pPr>
     <w:rPr>
-      <w:rFonts w:asciiTheme="majorHAnsi" w:eastAsiaTheme="majorEastAsia" w:hAnsiTheme="majorHAnsi" w:cstheme="majorBidi"/>
+      <w:rFonts/>
       <w:color w:val="000000" w:themeColor="text1"/>
     </w:rPr>
     <w:tblPr>
@@ -7969,7 +7788,7 @@
       <w:spacing w:after="0" w:line="240" w:lineRule="auto"/>
     </w:pPr>
     <w:rPr>
-      <w:rFonts w:asciiTheme="majorHAnsi" w:eastAsiaTheme="majorEastAsia" w:hAnsiTheme="majorHAnsi" w:cstheme="majorBidi"/>
+      <w:rFonts/>
       <w:color w:val="000000" w:themeColor="text1"/>
     </w:rPr>
     <w:tblPr>
@@ -8094,7 +7913,7 @@
       <w:spacing w:after="0" w:line="240" w:lineRule="auto"/>
     </w:pPr>
     <w:rPr>
-      <w:rFonts w:asciiTheme="majorHAnsi" w:eastAsiaTheme="majorEastAsia" w:hAnsiTheme="majorHAnsi" w:cstheme="majorBidi"/>
+      <w:rFonts/>
       <w:color w:val="000000" w:themeColor="text1"/>
     </w:rPr>
     <w:tblPr>
@@ -8219,7 +8038,7 @@
       <w:spacing w:after="0" w:line="240" w:lineRule="auto"/>
     </w:pPr>
     <w:rPr>
-      <w:rFonts w:asciiTheme="majorHAnsi" w:eastAsiaTheme="majorEastAsia" w:hAnsiTheme="majorHAnsi" w:cstheme="majorBidi"/>
+      <w:rFonts/>
       <w:color w:val="000000" w:themeColor="text1"/>
     </w:rPr>
     <w:tblPr>
@@ -8344,7 +8163,7 @@
       <w:spacing w:after="0" w:line="240" w:lineRule="auto"/>
     </w:pPr>
     <w:rPr>
-      <w:rFonts w:asciiTheme="majorHAnsi" w:eastAsiaTheme="majorEastAsia" w:hAnsiTheme="majorHAnsi" w:cstheme="majorBidi"/>
+      <w:rFonts/>
       <w:color w:val="000000" w:themeColor="text1"/>
     </w:rPr>
     <w:tblPr>
@@ -8469,7 +8288,7 @@
       <w:spacing w:after="0" w:line="240" w:lineRule="auto"/>
     </w:pPr>
     <w:rPr>
-      <w:rFonts w:asciiTheme="majorHAnsi" w:eastAsiaTheme="majorEastAsia" w:hAnsiTheme="majorHAnsi" w:cstheme="majorBidi"/>
+      <w:rFonts/>
       <w:color w:val="000000" w:themeColor="text1"/>
     </w:rPr>
     <w:tblPr>
@@ -8594,7 +8413,7 @@
       <w:spacing w:after="0" w:line="240" w:lineRule="auto"/>
     </w:pPr>
     <w:rPr>
-      <w:rFonts w:asciiTheme="majorHAnsi" w:eastAsiaTheme="majorEastAsia" w:hAnsiTheme="majorHAnsi" w:cstheme="majorBidi"/>
+      <w:rFonts/>
       <w:color w:val="000000" w:themeColor="text1"/>
     </w:rPr>
     <w:tblPr>
@@ -8719,7 +8538,7 @@
       <w:spacing w:after="0" w:line="240" w:lineRule="auto"/>
     </w:pPr>
     <w:rPr>
-      <w:rFonts w:asciiTheme="majorHAnsi" w:eastAsiaTheme="majorEastAsia" w:hAnsiTheme="majorHAnsi" w:cstheme="majorBidi"/>
+      <w:rFonts/>
       <w:color w:val="000000" w:themeColor="text1"/>
     </w:rPr>
     <w:tblPr>

--- a/az/discovery-articles/3.3 Elektromaqnetizm.docx
+++ b/az/discovery-articles/3.3 Elektromaqnetizm.docx
@@ -32,7 +32,7 @@
         <w:rPr>
           <w:sz w:val="20"/>
         </w:rPr>
-        <w:t>Dövr: 1820–1865 (Ersted, Amper, Faradey, Maksvell) | Əsas şəxslər: Hans Kristian Ersted; Andre-Mari Amper; Maykl Faradey; Ceyms Klerk Maksvell</w:t>
+        <w:t>Dövr: 1820–1865-ci illər — Ersted, Amper, Faradey və Maksvellin tədqiqatları | Əsas şəxslər: Hans Kristian Ersted, Andre-Mari Amper, Maykl Faradey və Ceyms Klerk Maksvell</w:t>
       </w:r>
     </w:p>
     <w:p>
@@ -40,7 +40,7 @@
         <w:widowControl/>
       </w:pPr>
       <w:r>
-        <w:t>Elektromaqnetizm elektriklə maqnetizmin eyni qarşılıqlı təsirin iki tərəfi olduğunu, işığın da elektromaqnit dalğası olduğunu göstərir. Mühərriklər, radio və müasir fizikanın böyük bir hissəsi bu nəzəriyyəyə əsaslanır.</w:t>
+        <w:t>Elektromaqnetizm elektrik və maqnit hadisələrinin bir-biri ilə bağlı olduğunu, işığın da elektromaqnit dalğası olduğunu izah edir. Elektrik mühərriklərinin, radionun və bir çox müasir cihazın işi bu qanunlara əsaslanır. Bu nəzəriyyə müasir fizikanın formalaşmasında da mühüm rol oynayıb.</w:t>
       </w:r>
     </w:p>
     <w:p>
@@ -58,7 +58,7 @@
         <w:widowControl/>
       </w:pPr>
       <w:r>
-        <w:t>Hans Kristian Ersted 1820-ci ildə cərəyanın kompas əqrəbini döndərdiyini gördü.</w:t>
+        <w:t>Hans Kristian Ersted 1820-ci ildə naqildən keçən elektrik cərəyanının yaxınlıqdakı kompasın əqrəbini döndərdiyini müşahidə etdi.</w:t>
       </w:r>
     </w:p>
     <w:p>
@@ -67,7 +67,7 @@
         <w:widowControl/>
       </w:pPr>
       <w:r>
-        <w:t>Faradey dəyişən maqnit sahəsinin cərəyan yarada bildiyini göstərdi.</w:t>
+        <w:t>Faradey dəyişən maqnit sahəsinin müəyyən şəraitdə elektrik cərəyanı yarada bildiyini göstərdi.</w:t>
       </w:r>
     </w:p>
     <w:p>
@@ -76,7 +76,7 @@
         <w:widowControl/>
       </w:pPr>
       <w:r>
-        <w:t>Ceyms Klerk Maksvell 1860-cı illərdə bu qanunları vahid nəzəriyyədə birləşdirdi.</w:t>
+        <w:t>Ceyms Klerk Maksvell 1860-cı illərdə elektrik və maqnit hadisələrinin qanunlarını vahid nəzəriyyədə birləşdirdi.</w:t>
       </w:r>
     </w:p>
     <w:p>
@@ -85,7 +85,7 @@
         <w:widowControl/>
       </w:pPr>
       <w:r>
-        <w:t>Onun tənliklərindən işığın elektromaqnit dalğası olduğu nəticəsi çıxırdı.</w:t>
+        <w:t>Onun tənlikləri elektromaqnit dalğalarının mövcudluğunu göstərir və işığın da belə dalğa olduğu nəticəsinə gətirirdi.</w:t>
       </w:r>
     </w:p>
     <w:p>
@@ -94,7 +94,7 @@
         <w:widowControl/>
       </w:pPr>
       <w:r>
-        <w:t>Henrix Hers 1880-ci illərdə radio dalğaları yaradıb qeydə aldı.</w:t>
+        <w:t>Henrix Hers 1880-ci illərdə radio dalğalarını laboratoriyada yaradıb qeydə aldı.</w:t>
       </w:r>
     </w:p>
     <w:p>
@@ -103,15 +103,7 @@
         <w:widowControl/>
       </w:pPr>
       <w:r>
-        <w:t>Bu nədir</w:t>
-      </w:r>
-    </w:p>
-    <w:p>
-      <w:pPr>
-        <w:widowControl/>
-      </w:pPr>
-      <w:r>
-        <w:t>Elektromaqnetizm elektrik yüklərini, maqnitləri və onların yaratdığı sahələri öyrənir. Sahə, bu mənada, görünən təmas olmadan yükə və ya kompas əqrəbinə qüvvə ilə təsir göstərə bilən fiziki vəziyyətdir. Onu yalnız müəyyən cisimlərin hiss etdiyi görünməz küləyə bənzətmək olar. XIX əsrin böyük yeniliyi elektrik, maqnetizm və işığın üç ayrı sirr deyil, bir-biri ilə bağlı hadisələr olduğunun anlaşılması idi.</w:t>
+        <w:t>Bu nədir?</w:t>
       </w:r>
     </w:p>
     <w:p>
@@ -120,15 +112,7 @@
         <w:widowControl/>
       </w:pPr>
       <w:r>
-        <w:t>Kim kəşf edib və ya yaradıb</w:t>
-      </w:r>
-    </w:p>
-    <w:p>
-      <w:pPr>
-        <w:widowControl/>
-      </w:pPr>
-      <w:r>
-        <w:t>Hans Kristian Ersted 1820-ci ildə cərəyan keçən naqilin yaxınlıqdakı kompası döndərdiyini müşahidə etdi. Sonra Maykl Faradey əks əlaqəni göstərdi: dəyişən maqnit təsiri cərəyan yarada, cərəyanlı naqilə isə qüvvə təsir edə bilər. Ceyms Klerk Maksvell 1860-cı illərdə bu nəticələri birləşdirən tənliklər yazdı. Tənliklər işıq sürətilə yayılan dalğaların mövcudluğunu qabaqcadan göstərirdi. Daha sonra Henrix Hers həmin dalğaları laboratoriyada yaratdı.</w:t>
+        <w:t>Elektromaqnetizm elektrik yüklərini, maqnitləri, elektrik və maqnit sahələrini, eləcə də onların qarşılıqlı təsirini öyrənir.</w:t>
       </w:r>
     </w:p>
     <w:p>
@@ -137,15 +121,97 @@
         <w:widowControl/>
       </w:pPr>
       <w:r>
-        <w:t>Nə vaxt və necə yaranıb</w:t>
+        <w:t>Sahə cisimlərin bir-birinə toxunmadan təsir göstərə bilməsini təsvir edən fiziki anlayışdır. Məsələn, maqnit kompasın əqrəbinə toxunmadan onu döndərə bilir. Bu təsir maqnit sahəsi ilə bağlıdır. Elektrik sahəsi isə elektrik yükünə qüvvə ilə təsir edir.</w:t>
       </w:r>
     </w:p>
     <w:p>
       <w:pPr>
+        <w:pStyle w:val="Heading1"/>
         <w:widowControl/>
       </w:pPr>
       <w:r>
-        <w:t>Araşdırmalar Avropanın universitet otaqlarında və sadə emalatxanalarında aparılırdı. Məqsəd əvvəldən radio icad etmək deyildi. İş batareyalar, sarğılar və əqrəblərlə diqqətli təcrübələrdən başladı. Maksvellin ümumiləşdirməsi riyazi idi, lakin Faradeyin qüvvə xətləri haqqında fiziki təsəvvürlərinə söykənirdi. XIX əsrin ortalarında nəzəriyyə və təcrübə bir-birini daim yoxlayıb dəqiqləşdirirdi.</w:t>
+        <w:t>XIX əsrdə alimlər əvvəllər ayrı-ayrılıqda öyrənilən elektrik, maqnetizm və işıq hadisələrinin ortaq qanunlarla izah oluna bildiyini anladılar. Bu əlaqənin üzə çıxarılması fizikanın mühüm nailiyyətlərindən biri oldu.</w:t>
+      </w:r>
+    </w:p>
+    <w:p>
+      <w:pPr>
+        <w:pStyle w:val="Heading1"/>
+        <w:widowControl/>
+      </w:pPr>
+      <w:r>
+        <w:t>Kim yaradıb?</w:t>
+      </w:r>
+    </w:p>
+    <w:p>
+      <w:pPr>
+        <w:pStyle w:val="Heading1"/>
+        <w:widowControl/>
+      </w:pPr>
+      <w:r>
+        <w:t>Elektromaqnetizm bir neçə alimin bir-birini tamamlayan araşdırmaları nəticəsində formalaşıb.</w:t>
+      </w:r>
+    </w:p>
+    <w:p>
+      <w:pPr>
+        <w:pStyle w:val="Heading1"/>
+        <w:widowControl/>
+      </w:pPr>
+      <w:r>
+        <w:t>Hans Kristian Ersted 1820-ci ildə cərəyan keçən naqilin kompas əqrəbini döndərdiyini müşahidə etdi. Andre-Mari Amper elektrik cərəyanları arasındakı qarşılıqlı təsiri araşdırdı.</w:t>
+      </w:r>
+    </w:p>
+    <w:p>
+      <w:pPr>
+        <w:pStyle w:val="Heading1"/>
+        <w:widowControl/>
+      </w:pPr>
+      <w:r>
+        <w:t>Maykl Faradey isə dəyişən maqnit təsirindən elektrik almağın mümkün olduğunu göstərdi. Bu hadisə elektromaqnit induksiyası adlanır. Maqnit sahəsində cərəyanlı naqilə qüvvə təsir etməsi də elektriklə maqnetizm arasındakı əlaqənin başqa təzahürüdür.</w:t>
+      </w:r>
+    </w:p>
+    <w:p>
+      <w:pPr>
+        <w:pStyle w:val="Heading1"/>
+        <w:widowControl/>
+      </w:pPr>
+      <w:r>
+        <w:t>Ceyms Klerk Maksvell 1860-cı illərdə bu bilikləri vahid riyazi nəzəriyyədə birləşdirdi. Onun tənlikləri işıq sürətilə yayılan elektromaqnit dalğalarının mövcudluğunu qabaqcadan göstərirdi. Daha sonra Henrix Hers belə dalğaları laboratoriyada yaradaraq nəzəri proqnozu təcrübə ilə təsdiqlədi.</w:t>
+      </w:r>
+    </w:p>
+    <w:p>
+      <w:pPr>
+        <w:pStyle w:val="Heading1"/>
+        <w:widowControl/>
+      </w:pPr>
+      <w:r>
+        <w:t>Nə vaxt və necə yaranıb?</w:t>
+      </w:r>
+    </w:p>
+    <w:p>
+      <w:pPr>
+        <w:pStyle w:val="Heading1"/>
+        <w:widowControl/>
+      </w:pPr>
+      <w:r>
+        <w:t>Bu araşdırmalar Avropanın universitetlərində, laboratoriyalarında və sadə emalatxanalarında aparılırdı. Alimlər əvvəlcədən radio düzəltmək məqsədi güdmürdülər. Onlar batareyalar, naqil sarğıları və kompas əqrəbləri ilə təcrübələr aparır, müşahidə etdikləri təsirlərin səbəbini anlamağa çalışırdılar.</w:t>
+      </w:r>
+    </w:p>
+    <w:p>
+      <w:pPr>
+        <w:pStyle w:val="Heading1"/>
+        <w:widowControl/>
+      </w:pPr>
+      <w:r>
+        <w:t>Faradey maqnit təsirini qüvvə xətləri ilə təsvir edirdi. Maksvell bu fiziki təsəvvürlərdən yararlanaraq hadisələri riyazi tənliklərlə ifadə etdi.</w:t>
+      </w:r>
+    </w:p>
+    <w:p>
+      <w:pPr>
+        <w:pStyle w:val="Heading1"/>
+        <w:widowControl/>
+      </w:pPr>
+      <w:r>
+        <w:t>XIX əsrin ortalarında təcrübə ilə nəzəriyyə bir-birini tamamlayırdı: müşahidələr yeni izahların yaranmasına səbəb olur, hesablamalardan çıxan nəticələr isə yenidən təcrübədə yoxlanırdı.</w:t>
       </w:r>
     </w:p>
     <w:p>
@@ -159,10 +225,29 @@
     </w:p>
     <w:p>
       <w:pPr>
+        <w:pStyle w:val="Heading1"/>
         <w:widowControl/>
       </w:pPr>
       <w:r>
-        <w:t>Maksvell nəzəriyyəsi elmdə yeni yanaşma idi: hələ görünməmiş dalğaları qabaqcadan xəbər verən sahə nəzəriyyəsi. O, işığı elektrik və maqnit sahələrinin rəqsləri kimi izah etdi. Bu fikir sonralar Eynşteynə və XX əsr fizikasının böyük bir hissəsinə istiqamət verdi. Praktik baxımdan aydın oldu ki, mühərriklər, generatorlar və simsiz siqnallar təsadüfi uğurlar deyil, eyni qanunauyğunluqların tətbiqidir.</w:t>
+        <w:t>Maksvellin nəzəriyyəsi hələ müşahidə edilməmiş dalğaların mövcudluğunu riyazi yolla qabaqcadan göstərdi. Bu, sahə anlayışına əsaslanan nəzəriyyənin nə qədər güclü izah və proqnoz vasitəsi olduğunu nümayiş etdirdi.</w:t>
+      </w:r>
+    </w:p>
+    <w:p>
+      <w:pPr>
+        <w:pStyle w:val="Heading1"/>
+        <w:widowControl/>
+      </w:pPr>
+      <w:r>
+        <w:t>Nəzəriyyə işığı bir-biri ilə əlaqəli şəkildə dəyişən elektrik və maqnit sahələrinin dalğası kimi izah edirdi. Bu fikir sonralar Eynşteynin araşdırmalarına və XX əsr fizikasının inkişafına mühüm təsir göstərdi.</w:t>
+      </w:r>
+    </w:p>
+    <w:p>
+      <w:pPr>
+        <w:pStyle w:val="Heading1"/>
+        <w:widowControl/>
+      </w:pPr>
+      <w:r>
+        <w:t>Mühərrikin fırlanması, generatorun elektrik enerjisi verməsi və siqnalın naqilsiz ötürülməsi artıq bir-birindən ayrı hadisələr kimi görünmürdü. Onların eyni qanunların müxtəlif tətbiqləri olduğu aydınlaşdı.</w:t>
       </w:r>
     </w:p>
     <w:p>
@@ -176,10 +261,11 @@
     </w:p>
     <w:p>
       <w:pPr>
+        <w:pStyle w:val="Heading1"/>
         <w:widowControl/>
       </w:pPr>
       <w:r>
-        <w:t>Elektrik mühərriki, transformator, mikrofon, maqnit-rezonans tomoqrafiyası (MRT) cihazı və radio antenası elektromaqnetizmin tətbiqləridir. Hersin işindən sonra simsiz teleqraf, radar və mikrodalğalı sobalar yarandı. Elektronika kiçik cihazlarda elektromaqnit təsirlərini idarə edir. Bu hadisələr vahid izahla birləşdirilməsəydi, elektrik texnikası bir-birindən ayrı qurğular toplusu olaraq qalardı.</w:t>
+        <w:t>Elektrik mühərrikləri, transformatorlar, bir çox mikrofon növü, maqnit-rezonans tomoqrafiyası — MRT — cihazları və radio antenaları elektromaqnit hadisələrindən istifadə edir.</w:t>
       </w:r>
     </w:p>
     <w:p>
@@ -188,15 +274,52 @@
         <w:widowControl/>
       </w:pPr>
       <w:r>
-        <w:t>İnsan həyatını necə dəyişib</w:t>
+        <w:t>Hersin təcrübələrindən sonra simsiz teleqraf, radar və mikrodalğalı soba kimi texnologiyalar inkişaf etdi. Elektronikada da elektrik və maqnit təsirlərini kiçik qurğular daxilində idarə etməkdən yararlanılır.</w:t>
       </w:r>
     </w:p>
     <w:p>
       <w:pPr>
+        <w:pStyle w:val="Heading1"/>
         <w:widowControl/>
       </w:pPr>
       <w:r>
-        <w:t>Uzaq məsafələrlə ani əlaqə mümkün oldu. İnsanlar boş görünən fəzanın görünməz fiziki quruluşa malik olduğunu anladılar. Tibb yeni görüntüləmə imkanları, sənaye isə səmərəli maşınlar qazandı. Bununla yanaşı, siqnalların bir-birinə mane olması, radiotezliklərin bölüşdürülməsi və onların istifadəsini tənzimləyən qaydalar da ortaya çıxdı. Maksvellin sakitcə yazdığı tənliklər bu gün də səs-küylü müasir dünyanın işini izah edir.</w:t>
+        <w:t>Bu hadisələri ortaq qanunlarla izah etmək müxtəlif cihazları eyni elmi əsaslarla layihələndirməyə və təkmilləşdirməyə imkan verdi. Elektrik texnikası beləcə ayrı-ayrı qurğular haqqında biliklərdən bütöv bir mühəndislik sahəsinə çevrildi.</w:t>
+      </w:r>
+    </w:p>
+    <w:p>
+      <w:pPr>
+        <w:pStyle w:val="Heading1"/>
+        <w:widowControl/>
+      </w:pPr>
+      <w:r>
+        <w:t>İnsan həyatını necə dəyişib?</w:t>
+      </w:r>
+    </w:p>
+    <w:p>
+      <w:pPr>
+        <w:pStyle w:val="Heading1"/>
+        <w:widowControl/>
+      </w:pPr>
+      <w:r>
+        <w:t>Elektromaqnit dalğaları ilə uzaq məsafələrə çox qısa vaxtda xəbər çatdırmaq mümkün oldu. İnsanlar boş görünən fəzanın da elektrik və maqnit sahələrinin təsir göstərdiyi mühit olduğunu anladılar.</w:t>
+      </w:r>
+    </w:p>
+    <w:p>
+      <w:pPr>
+        <w:pStyle w:val="Heading1"/>
+        <w:widowControl/>
+      </w:pPr>
+      <w:r>
+        <w:t>Tibbdə bədənin daxilini görmək üçün yeni müayinə üsulları, sənayedə isə daha səmərəli maşınlar yarandı. Bununla yanaşı, radio siqnallarının bir-birinə mane olmaması üçün tezlikləri bölüşdürmək və onlardan istifadə qaydalarını müəyyənləşdirmək lazım gəldi.</w:t>
+      </w:r>
+    </w:p>
+    <w:p>
+      <w:pPr>
+        <w:pStyle w:val="Heading1"/>
+        <w:widowControl/>
+      </w:pPr>
+      <w:r>
+        <w:t>Maksvellin tənlikləri bu gün də danışığımızı uzağa çatdıran rabitə vasitələrindən fabriklərdə işləyən mühərriklərə qədər bir çox texnologiyanın elmi əsasını təşkil edir.</w:t>
       </w:r>
     </w:p>
     <w:p>
@@ -217,7 +340,7 @@
         <w:rPr>
           <w:sz w:val="20"/>
         </w:rPr>
-        <w:t>A Kitablar və əsas elmi əsərlər</w:t>
+        <w:t>Kitablar və əsas elmi əsərlər</w:t>
       </w:r>
     </w:p>
     <w:p>
@@ -240,7 +363,7 @@
         <w:rPr>
           <w:sz w:val="20"/>
         </w:rPr>
-        <w:t>C Qurumların materialları və ensiklopedik mənbələr</w:t>
+        <w:t>Qurumların materialları və ensiklopedik mənbələr</w:t>
       </w:r>
     </w:p>
     <w:p>
@@ -300,7 +423,7 @@
         <w:rPr>
           <w:sz w:val="20"/>
         </w:rPr>
-        <w:t>D Muzey arxiv və kitabxana materialları</w:t>
+        <w:t>Muzey arxiv və kitabxana materialları</w:t>
       </w:r>
     </w:p>
     <w:p>
@@ -336,7 +459,7 @@
         <w:rPr>
           <w:sz w:val="20"/>
         </w:rPr>
-        <w:t>G Kosmik agentliklər laboratoriyalar və elmi təşkilatlar</w:t>
+        <w:t>Kosmik agentliklər laboratoriyalar və elmi təşkilatlar</w:t>
       </w:r>
     </w:p>
     <w:p>
